--- a/SB1090_org_letter_template.docx
+++ b/SB1090_org_letter_template.docx
@@ -146,7 +146,7 @@
         <w:pStyle w:val="BodyText"/>
       </w:pPr>
       <w:r>
-        <w:t xml:space="preserve">[Optional: one sentence connecting this to the statewide stakes — that the same automatic density rules will affect the next fire-struck community, from Paradise to Santa Rosa to Greenville.]</w:t>
+        <w:t xml:space="preserve">This is a narrow, one-time exception — not a statewide change and not a precedent. After the same January 2025 firestorm, the Pacific Palisades received emergency relief from these density provisions, but that relief was keyed to a fire-hazard map that left most of Altadena out. SB 1090 simply extends the same protection to Altadena, bounded to the Eaton Fire disaster area and justified by its specific circumstances. [Optional: note that the Eaton Fire is widely attributed to — and the subject of litigation alleging it was caused by — utility infrastructure, deepening the case for protecting these survivors from speculation.]</w:t>
       </w:r>
     </w:p>
     <w:p>
